--- a/wersjeZmian/09-27/Ogłoszenia 28 września.docx
+++ b/wersjeZmian/09-27/Ogłoszenia 28 września.docx
@@ -34,16 +34,6 @@
         <w:br/>
         <w:t>XXV niedziela zwykła</w:t>
       </w:r>
-    </w:p>
-    <w:p>
-      <w:pPr>
-        <w:jc w:val="both"/>
-        <w:rPr>
-          <w:rFonts w:ascii="Palatino Linotype" w:hAnsi="Palatino Linotype"/>
-          <w:sz w:val="28"/>
-          <w:szCs w:val="28"/>
-        </w:rPr>
-      </w:pPr>
     </w:p>
     <w:p>
       <w:pPr>
@@ -55,17 +45,67 @@
         <w:jc w:val="both"/>
         <w:rPr>
           <w:rFonts w:ascii="Palatino Linotype" w:hAnsi="Palatino Linotype"/>
-          <w:sz w:val="25"/>
-          <w:szCs w:val="25"/>
-        </w:rPr>
-      </w:pPr>
-      <w:r>
-        <w:rPr>
-          <w:rFonts w:ascii="Palatino Linotype" w:hAnsi="Palatino Linotype"/>
-          <w:sz w:val="25"/>
-          <w:szCs w:val="25"/>
-        </w:rPr>
-        <w:t>W tym tygodniu czcimy: w poniedziałek św. Wacława, męczennika, we wtorek świętych archaniołów Michała, Gabriela i Rafała, w środę św. Hieronima, w czwartek św. Teresę od Dzieciątka Jezus i w piątek świętych Aniołów Stróżów.</w:t>
+          <w:sz w:val="24"/>
+          <w:szCs w:val="24"/>
+        </w:rPr>
+      </w:pPr>
+      <w:r>
+        <w:rPr>
+          <w:rFonts w:ascii="Palatino Linotype" w:hAnsi="Palatino Linotype"/>
+          <w:sz w:val="24"/>
+          <w:szCs w:val="24"/>
+        </w:rPr>
+        <w:t>W tym tygodniu czcimy: w poniedziałek św. Wacława, męczennika, we wtorek świętych archaniołów Michała, Gabriela i Rafała, w środę św. Hieronima, w czwartek św. Teresę od Dzieci</w:t>
+      </w:r>
+      <w:bookmarkStart w:id="0" w:name="_GoBack"/>
+      <w:bookmarkEnd w:id="0"/>
+      <w:r>
+        <w:rPr>
+          <w:rFonts w:ascii="Palatino Linotype" w:hAnsi="Palatino Linotype"/>
+          <w:sz w:val="24"/>
+          <w:szCs w:val="24"/>
+        </w:rPr>
+        <w:t>ątka Jezus i w piątek świętych Aniołów Stróżów.</w:t>
+      </w:r>
+    </w:p>
+    <w:p>
+      <w:pPr>
+        <w:pStyle w:val="Akapitzlist"/>
+        <w:numPr>
+          <w:ilvl w:val="0"/>
+          <w:numId w:val="1"/>
+        </w:numPr>
+        <w:spacing w:line="240" w:lineRule="auto"/>
+        <w:jc w:val="both"/>
+        <w:rPr>
+          <w:rFonts w:ascii="Palatino Linotype" w:hAnsi="Palatino Linotype"/>
+          <w:sz w:val="24"/>
+          <w:szCs w:val="24"/>
+        </w:rPr>
+      </w:pPr>
+      <w:r>
+        <w:rPr>
+          <w:rFonts w:ascii="Palatino Linotype" w:hAnsi="Palatino Linotype"/>
+          <w:sz w:val="24"/>
+          <w:szCs w:val="24"/>
+        </w:rPr>
+        <w:t>Jutro o godzinie 15.00 na Rynku Starego Miasta będziemy modlić się Koronką do Bożego Miłosierdzia w ramach wydarzenia Koronka na ulicach miast</w:t>
+      </w:r>
+      <w:r>
+        <w:rPr>
+          <w:rFonts w:ascii="Palatino Linotype" w:hAnsi="Palatino Linotype"/>
+          <w:sz w:val="24"/>
+          <w:szCs w:val="24"/>
+        </w:rPr>
+        <w:t xml:space="preserve"> świata</w:t>
+      </w:r>
+      <w:r>
+        <w:rPr>
+          <w:rFonts w:ascii="Palatino Linotype" w:hAnsi="Palatino Linotype"/>
+          <w:sz w:val="24"/>
+          <w:szCs w:val="24"/>
+        </w:rPr>
+        <w:t xml:space="preserve">. Serdecznie zapraszamy! Zachęcamy także aby tego dnia odmówić Koronkę przy krzyżach i kapliczkach gdzie odbywają się nabożeństwa majowe. </w:t>
       </w:r>
     </w:p>
     <w:p>
@@ -78,15 +118,15 @@
         <w:jc w:val="both"/>
         <w:rPr>
           <w:rFonts w:ascii="Palatino Linotype" w:hAnsi="Palatino Linotype"/>
-          <w:sz w:val="25"/>
-          <w:szCs w:val="25"/>
-        </w:rPr>
-      </w:pPr>
-      <w:r>
-        <w:rPr>
-          <w:rFonts w:ascii="Palatino Linotype" w:hAnsi="Palatino Linotype"/>
-          <w:sz w:val="25"/>
-          <w:szCs w:val="25"/>
+          <w:sz w:val="24"/>
+          <w:szCs w:val="24"/>
+        </w:rPr>
+      </w:pPr>
+      <w:r>
+        <w:rPr>
+          <w:rFonts w:ascii="Palatino Linotype" w:hAnsi="Palatino Linotype"/>
+          <w:sz w:val="24"/>
+          <w:szCs w:val="24"/>
         </w:rPr>
         <w:t>Od środy, 1 października, rozpoczynamy nabożeństwa różańcowe. Serdecznie zapraszamy do wspólnej modlitwy, każdego dnia o godzinie 17.30.</w:t>
       </w:r>
@@ -101,15 +141,15 @@
         <w:jc w:val="both"/>
         <w:rPr>
           <w:rFonts w:ascii="Palatino Linotype" w:hAnsi="Palatino Linotype"/>
-          <w:sz w:val="25"/>
-          <w:szCs w:val="25"/>
-        </w:rPr>
-      </w:pPr>
-      <w:r>
-        <w:rPr>
-          <w:rFonts w:ascii="Palatino Linotype" w:hAnsi="Palatino Linotype"/>
-          <w:sz w:val="25"/>
-          <w:szCs w:val="25"/>
+          <w:sz w:val="24"/>
+          <w:szCs w:val="24"/>
+        </w:rPr>
+      </w:pPr>
+      <w:r>
+        <w:rPr>
+          <w:rFonts w:ascii="Palatino Linotype" w:hAnsi="Palatino Linotype"/>
+          <w:sz w:val="24"/>
+          <w:szCs w:val="24"/>
         </w:rPr>
         <w:t xml:space="preserve">W tym tygodniu wypadają pierwszy czwartek, piątek i sobota miesiąca. </w:t>
       </w:r>
@@ -124,15 +164,15 @@
         <w:jc w:val="both"/>
         <w:rPr>
           <w:rFonts w:ascii="Palatino Linotype" w:hAnsi="Palatino Linotype"/>
-          <w:sz w:val="25"/>
-          <w:szCs w:val="25"/>
-        </w:rPr>
-      </w:pPr>
-      <w:r>
-        <w:rPr>
-          <w:rFonts w:ascii="Palatino Linotype" w:hAnsi="Palatino Linotype"/>
-          <w:sz w:val="25"/>
-          <w:szCs w:val="25"/>
+          <w:sz w:val="24"/>
+          <w:szCs w:val="24"/>
+        </w:rPr>
+      </w:pPr>
+      <w:r>
+        <w:rPr>
+          <w:rFonts w:ascii="Palatino Linotype" w:hAnsi="Palatino Linotype"/>
+          <w:sz w:val="24"/>
+          <w:szCs w:val="24"/>
         </w:rPr>
         <w:t>Chorych w domach będziemy odwiedzać w piątek od godziny 8.00.</w:t>
       </w:r>
@@ -147,15 +187,15 @@
         <w:jc w:val="both"/>
         <w:rPr>
           <w:rFonts w:ascii="Palatino Linotype" w:hAnsi="Palatino Linotype"/>
-          <w:sz w:val="25"/>
-          <w:szCs w:val="25"/>
-        </w:rPr>
-      </w:pPr>
-      <w:r>
-        <w:rPr>
-          <w:rFonts w:ascii="Palatino Linotype" w:hAnsi="Palatino Linotype"/>
-          <w:sz w:val="25"/>
-          <w:szCs w:val="25"/>
+          <w:sz w:val="24"/>
+          <w:szCs w:val="24"/>
+        </w:rPr>
+      </w:pPr>
+      <w:r>
+        <w:rPr>
+          <w:rFonts w:ascii="Palatino Linotype" w:hAnsi="Palatino Linotype"/>
+          <w:sz w:val="24"/>
+          <w:szCs w:val="24"/>
         </w:rPr>
         <w:t xml:space="preserve">Spowiedź w piątek rano przed Mszą Świętą i po południu od godziny 17.00. Dla tych którzy nie będą uczestniczyć we Mszy Świętej, o godz. 17.30 udzielimy komunii świętej. </w:t>
       </w:r>
@@ -170,31 +210,31 @@
         <w:jc w:val="both"/>
         <w:rPr>
           <w:rFonts w:ascii="Palatino Linotype" w:hAnsi="Palatino Linotype"/>
-          <w:sz w:val="25"/>
-          <w:szCs w:val="25"/>
-        </w:rPr>
-      </w:pPr>
-      <w:r>
-        <w:rPr>
-          <w:rFonts w:ascii="Palatino Linotype" w:hAnsi="Palatino Linotype"/>
-          <w:sz w:val="25"/>
-          <w:szCs w:val="25"/>
+          <w:sz w:val="24"/>
+          <w:szCs w:val="24"/>
+        </w:rPr>
+      </w:pPr>
+      <w:r>
+        <w:rPr>
+          <w:rFonts w:ascii="Palatino Linotype" w:hAnsi="Palatino Linotype"/>
+          <w:sz w:val="24"/>
+          <w:szCs w:val="24"/>
         </w:rPr>
         <w:t>W sobotę różaniec wynagradzający w ramach nabożeństwa różańcowego</w:t>
       </w:r>
       <w:r>
         <w:rPr>
           <w:rFonts w:ascii="Palatino Linotype" w:hAnsi="Palatino Linotype"/>
-          <w:sz w:val="25"/>
-          <w:szCs w:val="25"/>
+          <w:sz w:val="24"/>
+          <w:szCs w:val="24"/>
         </w:rPr>
         <w:t xml:space="preserve"> o 17.30</w:t>
       </w:r>
       <w:r>
         <w:rPr>
           <w:rFonts w:ascii="Palatino Linotype" w:hAnsi="Palatino Linotype"/>
-          <w:sz w:val="25"/>
-          <w:szCs w:val="25"/>
+          <w:sz w:val="24"/>
+          <w:szCs w:val="24"/>
         </w:rPr>
         <w:t xml:space="preserve">. </w:t>
       </w:r>
@@ -209,15 +249,15 @@
         <w:jc w:val="both"/>
         <w:rPr>
           <w:rFonts w:ascii="Palatino Linotype" w:hAnsi="Palatino Linotype"/>
-          <w:sz w:val="25"/>
-          <w:szCs w:val="25"/>
-        </w:rPr>
-      </w:pPr>
-      <w:r>
-        <w:rPr>
-          <w:rFonts w:ascii="Palatino Linotype" w:hAnsi="Palatino Linotype"/>
-          <w:sz w:val="25"/>
-          <w:szCs w:val="25"/>
+          <w:sz w:val="24"/>
+          <w:szCs w:val="24"/>
+        </w:rPr>
+      </w:pPr>
+      <w:r>
+        <w:rPr>
+          <w:rFonts w:ascii="Palatino Linotype" w:hAnsi="Palatino Linotype"/>
+          <w:sz w:val="24"/>
+          <w:szCs w:val="24"/>
         </w:rPr>
         <w:t>W niedzielę różaniec dla róż różańcowych i zmiana tajemnic o godz. 10.45.</w:t>
       </w:r>
@@ -232,39 +272,39 @@
         <w:jc w:val="both"/>
         <w:rPr>
           <w:rFonts w:ascii="Palatino Linotype" w:hAnsi="Palatino Linotype"/>
-          <w:sz w:val="25"/>
-          <w:szCs w:val="25"/>
-        </w:rPr>
-      </w:pPr>
-      <w:r>
-        <w:rPr>
-          <w:rFonts w:ascii="Palatino Linotype" w:hAnsi="Palatino Linotype"/>
-          <w:sz w:val="25"/>
-          <w:szCs w:val="25"/>
+          <w:sz w:val="24"/>
+          <w:szCs w:val="24"/>
+        </w:rPr>
+      </w:pPr>
+      <w:r>
+        <w:rPr>
+          <w:rFonts w:ascii="Palatino Linotype" w:hAnsi="Palatino Linotype"/>
+          <w:sz w:val="24"/>
+          <w:szCs w:val="24"/>
         </w:rPr>
         <w:t>Przypominamy i zapraszamy na zbiórki ministrantów i lektorów. Kandydaci i młodsi ministranci w poniedziałki o 16</w:t>
       </w:r>
       <w:r>
         <w:rPr>
           <w:rFonts w:ascii="Palatino Linotype" w:hAnsi="Palatino Linotype"/>
-          <w:sz w:val="25"/>
-          <w:szCs w:val="25"/>
+          <w:sz w:val="24"/>
+          <w:szCs w:val="24"/>
         </w:rPr>
         <w:t>.00</w:t>
       </w:r>
       <w:r>
         <w:rPr>
           <w:rFonts w:ascii="Palatino Linotype" w:hAnsi="Palatino Linotype"/>
-          <w:sz w:val="25"/>
-          <w:szCs w:val="25"/>
+          <w:sz w:val="24"/>
+          <w:szCs w:val="24"/>
         </w:rPr>
         <w:t xml:space="preserve"> w kościele, starsi w poniedziałki o 18:30. Zajęcia sportowe dla starszych w poniedziałki o 19:30, a dla młodszych w soboty o 13</w:t>
       </w:r>
       <w:r>
         <w:rPr>
           <w:rFonts w:ascii="Palatino Linotype" w:hAnsi="Palatino Linotype"/>
-          <w:sz w:val="25"/>
-          <w:szCs w:val="25"/>
+          <w:sz w:val="24"/>
+          <w:szCs w:val="24"/>
         </w:rPr>
         <w:t>.00.</w:t>
       </w:r>
@@ -279,15 +319,15 @@
         <w:jc w:val="both"/>
         <w:rPr>
           <w:rFonts w:ascii="Palatino Linotype" w:hAnsi="Palatino Linotype"/>
-          <w:sz w:val="25"/>
-          <w:szCs w:val="25"/>
-        </w:rPr>
-      </w:pPr>
-      <w:r>
-        <w:rPr>
-          <w:rFonts w:ascii="Palatino Linotype" w:hAnsi="Palatino Linotype"/>
-          <w:sz w:val="25"/>
-          <w:szCs w:val="25"/>
+          <w:sz w:val="24"/>
+          <w:szCs w:val="24"/>
+        </w:rPr>
+      </w:pPr>
+      <w:r>
+        <w:rPr>
+          <w:rFonts w:ascii="Palatino Linotype" w:hAnsi="Palatino Linotype"/>
+          <w:sz w:val="24"/>
+          <w:szCs w:val="24"/>
         </w:rPr>
         <w:t xml:space="preserve">Próby dziecięcej </w:t>
       </w:r>
@@ -295,8 +335,8 @@
       <w:r>
         <w:rPr>
           <w:rFonts w:ascii="Palatino Linotype" w:hAnsi="Palatino Linotype"/>
-          <w:sz w:val="25"/>
-          <w:szCs w:val="25"/>
+          <w:sz w:val="24"/>
+          <w:szCs w:val="24"/>
         </w:rPr>
         <w:t>scholi</w:t>
       </w:r>
@@ -304,8 +344,8 @@
       <w:r>
         <w:rPr>
           <w:rFonts w:ascii="Palatino Linotype" w:hAnsi="Palatino Linotype"/>
-          <w:sz w:val="25"/>
-          <w:szCs w:val="25"/>
+          <w:sz w:val="24"/>
+          <w:szCs w:val="24"/>
         </w:rPr>
         <w:t xml:space="preserve"> parafialnej, odbywają się w soboty o godz. 9.00. Serdecznie zapraszamy. </w:t>
       </w:r>
@@ -320,15 +360,15 @@
         <w:jc w:val="both"/>
         <w:rPr>
           <w:rFonts w:ascii="Palatino Linotype" w:hAnsi="Palatino Linotype"/>
-          <w:sz w:val="25"/>
-          <w:szCs w:val="25"/>
-        </w:rPr>
-      </w:pPr>
-      <w:r>
-        <w:rPr>
-          <w:rFonts w:ascii="Palatino Linotype" w:hAnsi="Palatino Linotype"/>
-          <w:sz w:val="25"/>
-          <w:szCs w:val="25"/>
+          <w:sz w:val="24"/>
+          <w:szCs w:val="24"/>
+        </w:rPr>
+      </w:pPr>
+      <w:r>
+        <w:rPr>
+          <w:rFonts w:ascii="Palatino Linotype" w:hAnsi="Palatino Linotype"/>
+          <w:sz w:val="24"/>
+          <w:szCs w:val="24"/>
         </w:rPr>
         <w:t>Spotkanie dla kandydatów do bierzmowania z klasy 8 w tym tygodniu w pierwszy czwartek miesiąca. O godz. 18:00 Msza święta, a po Mszy katecheza w kościele.</w:t>
       </w:r>
@@ -343,15 +383,15 @@
         <w:jc w:val="both"/>
         <w:rPr>
           <w:rFonts w:ascii="Palatino Linotype" w:hAnsi="Palatino Linotype"/>
-          <w:sz w:val="25"/>
-          <w:szCs w:val="25"/>
-        </w:rPr>
-      </w:pPr>
-      <w:r>
-        <w:rPr>
-          <w:rFonts w:ascii="Palatino Linotype" w:hAnsi="Palatino Linotype"/>
-          <w:sz w:val="25"/>
-          <w:szCs w:val="25"/>
+          <w:sz w:val="24"/>
+          <w:szCs w:val="24"/>
+        </w:rPr>
+      </w:pPr>
+      <w:r>
+        <w:rPr>
+          <w:rFonts w:ascii="Palatino Linotype" w:hAnsi="Palatino Linotype"/>
+          <w:sz w:val="24"/>
+          <w:szCs w:val="24"/>
         </w:rPr>
         <w:t xml:space="preserve"> Spotkanie dla dzieci pierwszokomunijnych w najbliższą sobotę w kościele od godz. 10:00 do 11:30. </w:t>
       </w:r>
@@ -366,15 +406,15 @@
         <w:jc w:val="both"/>
         <w:rPr>
           <w:rFonts w:ascii="Palatino Linotype" w:hAnsi="Palatino Linotype"/>
-          <w:sz w:val="25"/>
-          <w:szCs w:val="25"/>
-        </w:rPr>
-      </w:pPr>
-      <w:r>
-        <w:rPr>
-          <w:rFonts w:ascii="Palatino Linotype" w:hAnsi="Palatino Linotype"/>
-          <w:sz w:val="25"/>
-          <w:szCs w:val="25"/>
+          <w:sz w:val="24"/>
+          <w:szCs w:val="24"/>
+        </w:rPr>
+      </w:pPr>
+      <w:r>
+        <w:rPr>
+          <w:rFonts w:ascii="Palatino Linotype" w:hAnsi="Palatino Linotype"/>
+          <w:sz w:val="24"/>
+          <w:szCs w:val="24"/>
         </w:rPr>
         <w:t xml:space="preserve"> W niedzielę na Mszy o godz. 12:30 zostaną poświęcone i wręczone dzieciom komunijnym różańce.</w:t>
       </w:r>
@@ -389,15 +429,15 @@
         <w:jc w:val="both"/>
         <w:rPr>
           <w:rFonts w:ascii="Palatino Linotype" w:hAnsi="Palatino Linotype"/>
-          <w:sz w:val="25"/>
-          <w:szCs w:val="25"/>
-        </w:rPr>
-      </w:pPr>
-      <w:r>
-        <w:rPr>
-          <w:rFonts w:ascii="Palatino Linotype" w:hAnsi="Palatino Linotype"/>
-          <w:sz w:val="25"/>
-          <w:szCs w:val="25"/>
+          <w:sz w:val="24"/>
+          <w:szCs w:val="24"/>
+        </w:rPr>
+      </w:pPr>
+      <w:r>
+        <w:rPr>
+          <w:rFonts w:ascii="Palatino Linotype" w:hAnsi="Palatino Linotype"/>
+          <w:sz w:val="24"/>
+          <w:szCs w:val="24"/>
         </w:rPr>
         <w:t>W dniach 30 sierpnia - 5 września 2027 r. (poniedziałek - niedziela) odbędzie się samolotowa pielgrzymka śladami św. Pawła i św. Barnaby na Cypr. Szczegółowe informacje i zapisy u ks. Krystiana.</w:t>
       </w:r>
@@ -412,27 +452,17 @@
         <w:jc w:val="both"/>
         <w:rPr>
           <w:rFonts w:ascii="Palatino Linotype" w:hAnsi="Palatino Linotype"/>
-          <w:sz w:val="25"/>
-          <w:szCs w:val="25"/>
-        </w:rPr>
-      </w:pPr>
-      <w:r>
-        <w:rPr>
-          <w:rFonts w:ascii="Palatino Linotype" w:hAnsi="Palatino Linotype"/>
-          <w:sz w:val="25"/>
-          <w:szCs w:val="25"/>
-        </w:rPr>
-        <w:t xml:space="preserve">Nadal zachęcamy do </w:t>
-      </w:r>
-      <w:bookmarkStart w:id="0" w:name="_GoBack"/>
-      <w:bookmarkEnd w:id="0"/>
-      <w:r>
-        <w:rPr>
-          <w:rFonts w:ascii="Palatino Linotype" w:hAnsi="Palatino Linotype"/>
-          <w:sz w:val="25"/>
-          <w:szCs w:val="25"/>
-        </w:rPr>
-        <w:t xml:space="preserve">udziału w pielgrzymce do Wilna, od 30 kwietnia do 3 maja 2027 r. </w:t>
+          <w:sz w:val="24"/>
+          <w:szCs w:val="24"/>
+        </w:rPr>
+      </w:pPr>
+      <w:r>
+        <w:rPr>
+          <w:rFonts w:ascii="Palatino Linotype" w:hAnsi="Palatino Linotype"/>
+          <w:sz w:val="24"/>
+          <w:szCs w:val="24"/>
+        </w:rPr>
+        <w:t xml:space="preserve">Nadal zachęcamy do udziału w pielgrzymce do Wilna, od 30 kwietnia do 3 maja 2027 r. </w:t>
       </w:r>
     </w:p>
     <w:p>
@@ -445,15 +475,15 @@
         <w:jc w:val="both"/>
         <w:rPr>
           <w:rFonts w:ascii="Palatino Linotype" w:hAnsi="Palatino Linotype"/>
-          <w:sz w:val="25"/>
-          <w:szCs w:val="25"/>
-        </w:rPr>
-      </w:pPr>
-      <w:r>
-        <w:rPr>
-          <w:rFonts w:ascii="Palatino Linotype" w:hAnsi="Palatino Linotype"/>
-          <w:sz w:val="25"/>
-          <w:szCs w:val="25"/>
+          <w:sz w:val="24"/>
+          <w:szCs w:val="24"/>
+        </w:rPr>
+      </w:pPr>
+      <w:r>
+        <w:rPr>
+          <w:rFonts w:ascii="Palatino Linotype" w:hAnsi="Palatino Linotype"/>
+          <w:sz w:val="24"/>
+          <w:szCs w:val="24"/>
         </w:rPr>
         <w:t xml:space="preserve"> Wojownicy Maryi zapraszają wszystkich panów na spotkania rejonowe, które odbywają się w kościele św. Józefa w Sandomierzu w każdą pierwszą sobotę miesiąca o godz. 17.00. Pierwsze spotkanie w sobotę 3 października. To okazja, by we wspólnocie umacniać wiarę i uczyć się od Maryi zawierzenia Bogu w codziennym życiu.</w:t>
       </w:r>
@@ -468,15 +498,15 @@
         <w:jc w:val="both"/>
         <w:rPr>
           <w:rFonts w:ascii="Palatino Linotype" w:hAnsi="Palatino Linotype"/>
-          <w:sz w:val="25"/>
-          <w:szCs w:val="25"/>
-        </w:rPr>
-      </w:pPr>
-      <w:r>
-        <w:rPr>
-          <w:rFonts w:ascii="Palatino Linotype" w:hAnsi="Palatino Linotype"/>
-          <w:sz w:val="25"/>
-          <w:szCs w:val="25"/>
+          <w:sz w:val="24"/>
+          <w:szCs w:val="24"/>
+        </w:rPr>
+      </w:pPr>
+      <w:r>
+        <w:rPr>
+          <w:rFonts w:ascii="Palatino Linotype" w:hAnsi="Palatino Linotype"/>
+          <w:sz w:val="24"/>
+          <w:szCs w:val="24"/>
         </w:rPr>
         <w:t>Zapraszają również wszystkich wiernych na Procesję Różańcową ulicami Sandomierza w sobotę, 10 października 2026 r. Rozpoczęcie o godz. 11.00 w kościele św. Józefa. Idąc razem z różańcem w dłoni, powierzmy Maryi nasze rodziny, miasto i Ojczyznę.</w:t>
       </w:r>
@@ -491,47 +521,47 @@
         <w:jc w:val="both"/>
         <w:rPr>
           <w:rFonts w:ascii="Palatino Linotype" w:hAnsi="Palatino Linotype"/>
-          <w:sz w:val="25"/>
-          <w:szCs w:val="25"/>
-        </w:rPr>
-      </w:pPr>
-      <w:r>
-        <w:rPr>
-          <w:rFonts w:ascii="Palatino Linotype" w:hAnsi="Palatino Linotype"/>
-          <w:sz w:val="25"/>
-          <w:szCs w:val="25"/>
+          <w:sz w:val="24"/>
+          <w:szCs w:val="24"/>
+        </w:rPr>
+      </w:pPr>
+      <w:r>
+        <w:rPr>
+          <w:rFonts w:ascii="Palatino Linotype" w:hAnsi="Palatino Linotype"/>
+          <w:sz w:val="24"/>
+          <w:szCs w:val="24"/>
         </w:rPr>
         <w:t xml:space="preserve">W tym tygodniu swoją ziemską pielgrzymkę zakończyli </w:t>
       </w:r>
       <w:r>
         <w:rPr>
           <w:rFonts w:ascii="Palatino Linotype" w:hAnsi="Palatino Linotype"/>
-          <w:sz w:val="25"/>
-          <w:szCs w:val="25"/>
+          <w:sz w:val="24"/>
+          <w:szCs w:val="24"/>
         </w:rPr>
         <w:t>nasze parafianki</w:t>
       </w:r>
       <w:r>
         <w:rPr>
           <w:rFonts w:ascii="Palatino Linotype" w:hAnsi="Palatino Linotype"/>
-          <w:sz w:val="25"/>
-          <w:szCs w:val="25"/>
+          <w:sz w:val="24"/>
+          <w:szCs w:val="24"/>
         </w:rPr>
         <w:t xml:space="preserve">: </w:t>
       </w:r>
       <w:r>
         <w:rPr>
           <w:rFonts w:ascii="Palatino Linotype" w:hAnsi="Palatino Linotype"/>
-          <w:sz w:val="25"/>
-          <w:szCs w:val="25"/>
+          <w:sz w:val="24"/>
+          <w:szCs w:val="24"/>
         </w:rPr>
         <w:t xml:space="preserve">Zofia Wachowicz, Teresa Zybała, </w:t>
       </w:r>
       <w:r>
         <w:rPr>
           <w:rFonts w:ascii="Palatino Linotype" w:hAnsi="Palatino Linotype"/>
-          <w:sz w:val="25"/>
-          <w:szCs w:val="25"/>
+          <w:sz w:val="24"/>
+          <w:szCs w:val="24"/>
         </w:rPr>
         <w:t xml:space="preserve">Halina </w:t>
       </w:r>
@@ -539,16 +569,16 @@
       <w:r>
         <w:rPr>
           <w:rFonts w:ascii="Palatino Linotype" w:hAnsi="Palatino Linotype"/>
-          <w:sz w:val="25"/>
-          <w:szCs w:val="25"/>
+          <w:sz w:val="24"/>
+          <w:szCs w:val="24"/>
         </w:rPr>
         <w:t>Stasz</w:t>
       </w:r>
       <w:r>
         <w:rPr>
           <w:rFonts w:ascii="Palatino Linotype" w:hAnsi="Palatino Linotype"/>
-          <w:sz w:val="25"/>
-          <w:szCs w:val="25"/>
+          <w:sz w:val="24"/>
+          <w:szCs w:val="24"/>
         </w:rPr>
         <w:t>ałek</w:t>
       </w:r>
@@ -556,8 +586,8 @@
       <w:r>
         <w:rPr>
           <w:rFonts w:ascii="Palatino Linotype" w:hAnsi="Palatino Linotype"/>
-          <w:sz w:val="25"/>
-          <w:szCs w:val="25"/>
+          <w:sz w:val="24"/>
+          <w:szCs w:val="24"/>
         </w:rPr>
         <w:t xml:space="preserve"> i Edyta </w:t>
       </w:r>
@@ -565,8 +595,8 @@
       <w:r>
         <w:rPr>
           <w:rFonts w:ascii="Palatino Linotype" w:hAnsi="Palatino Linotype"/>
-          <w:sz w:val="25"/>
-          <w:szCs w:val="25"/>
+          <w:sz w:val="24"/>
+          <w:szCs w:val="24"/>
         </w:rPr>
         <w:t>Franos</w:t>
       </w:r>
@@ -574,16 +604,16 @@
       <w:r>
         <w:rPr>
           <w:rFonts w:ascii="Palatino Linotype" w:hAnsi="Palatino Linotype"/>
-          <w:sz w:val="25"/>
-          <w:szCs w:val="25"/>
+          <w:sz w:val="24"/>
+          <w:szCs w:val="24"/>
         </w:rPr>
         <w:t>. Polećmy je</w:t>
       </w:r>
       <w:r>
         <w:rPr>
           <w:rFonts w:ascii="Palatino Linotype" w:hAnsi="Palatino Linotype"/>
-          <w:sz w:val="25"/>
-          <w:szCs w:val="25"/>
+          <w:sz w:val="24"/>
+          <w:szCs w:val="24"/>
         </w:rPr>
         <w:t xml:space="preserve"> Bożemu miłosierdziu. </w:t>
       </w:r>
@@ -598,57 +628,17 @@
         <w:jc w:val="both"/>
         <w:rPr>
           <w:rFonts w:ascii="Palatino Linotype" w:hAnsi="Palatino Linotype"/>
-          <w:sz w:val="25"/>
-          <w:szCs w:val="25"/>
-        </w:rPr>
-      </w:pPr>
-      <w:r>
-        <w:rPr>
-          <w:rFonts w:ascii="Palatino Linotype" w:hAnsi="Palatino Linotype"/>
-          <w:sz w:val="25"/>
-          <w:szCs w:val="25"/>
-        </w:rPr>
-        <w:t>Dziękujemy za wszelkie duchowe i materialne wsparcie parafii. Wszystkim obchodzącym imieniny, rocznice i jubileusze składa</w:t>
-      </w:r>
-      <w:r>
-        <w:rPr>
-          <w:rFonts w:ascii="Palatino Linotype" w:hAnsi="Palatino Linotype"/>
-          <w:sz w:val="25"/>
-          <w:szCs w:val="25"/>
-        </w:rPr>
-        <w:t>my serdeczne życzenia. Drogim</w:t>
-      </w:r>
-      <w:r>
-        <w:rPr>
-          <w:rFonts w:ascii="Palatino Linotype" w:hAnsi="Palatino Linotype"/>
-          <w:sz w:val="25"/>
-          <w:szCs w:val="25"/>
-        </w:rPr>
-        <w:t xml:space="preserve"> Parafianom i </w:t>
-      </w:r>
-      <w:r>
-        <w:rPr>
-          <w:rFonts w:ascii="Palatino Linotype" w:hAnsi="Palatino Linotype"/>
-          <w:sz w:val="25"/>
-          <w:szCs w:val="25"/>
-        </w:rPr>
-        <w:t xml:space="preserve">Miłym </w:t>
-      </w:r>
-      <w:r>
-        <w:rPr>
-          <w:rFonts w:ascii="Palatino Linotype" w:hAnsi="Palatino Linotype"/>
-          <w:sz w:val="25"/>
-          <w:szCs w:val="25"/>
-        </w:rPr>
-        <w:t>Gościom życzymy błogosławionej niedzieli</w:t>
-      </w:r>
-      <w:r>
-        <w:rPr>
-          <w:rFonts w:ascii="Palatino Linotype" w:hAnsi="Palatino Linotype"/>
-          <w:sz w:val="25"/>
-          <w:szCs w:val="25"/>
-        </w:rPr>
-        <w:t>.</w:t>
+          <w:sz w:val="24"/>
+          <w:szCs w:val="24"/>
+        </w:rPr>
+      </w:pPr>
+      <w:r>
+        <w:rPr>
+          <w:rFonts w:ascii="Palatino Linotype" w:hAnsi="Palatino Linotype"/>
+          <w:sz w:val="24"/>
+          <w:szCs w:val="24"/>
+        </w:rPr>
+        <w:t>Dziękujemy za wszelkie duchowe i materialne wsparcie parafii. Wszystkim obchodzącym imieniny, rocznice i jubileusze składamy serdeczne życzenia. Drogim Parafianom i Miłym Gościom życzymy błogosławionej niedzieli.</w:t>
       </w:r>
     </w:p>
     <w:sectPr>
